--- a/Paragraphs/Fit_an_Image_Inside_a_Shape/.NET/Fit_an_Image_Inside_a_Shape/Output/Result.docx
+++ b/Paragraphs/Fit_an_Image_Inside_a_Shape/.NET/Fit_an_Image_Inside_a_Shape/Output/Result.docx
@@ -405,7 +405,7 @@
                                     </w:rPr>
                                     <w:drawing>
                                       <wp:inline>
-                                        <wp:extent cx="2286000" cy="1416248"/>
+                                        <wp:extent cx="1832644" cy="1135380"/>
                                         <wp:effectExtent xmlns:wp="http://schemas.openxmlformats.org/drawingml/2006/wordprocessingDrawing" l="0" t="0" r="3810" b="0"/>
                                         <wp:docPr id="1617994673" name="Picture 1" title="Product"/>
                                         <wp:cNvGraphicFramePr>
@@ -436,7 +436,7 @@
                                               <pic:spPr bwMode="auto">
                                                 <a:xfrm>
                                                   <a:off x="0" y="0"/>
-                                                  <a:ext cx="2286000" cy="1416248"/>
+                                                  <a:ext cx="1832644" cy="1135380"/>
                                                 </a:xfrm>
                                                 <a:prstGeom prst="rect">
                                                   <a:avLst/>
@@ -482,7 +482,7 @@
                               </w:rPr>
                               <w:drawing>
                                 <wp:inline>
-                                  <wp:extent cx="2286000" cy="1416248"/>
+                                  <wp:extent cx="1832644" cy="1135380"/>
                                   <wp:effectExtent xmlns:wp="http://schemas.openxmlformats.org/drawingml/2006/wordprocessingDrawing" l="0" t="0" r="3810" b="0"/>
                                   <wp:docPr id="1617994674" name="Picture 1" title="Product"/>
                                   <wp:cNvGraphicFramePr>
@@ -513,7 +513,7 @@
                                         <pic:spPr bwMode="auto">
                                           <a:xfrm>
                                             <a:off x="0" y="0"/>
-                                            <a:ext cx="2286000" cy="1416248"/>
+                                            <a:ext cx="1832644" cy="1135380"/>
                                           </a:xfrm>
                                           <a:prstGeom prst="rect">
                                             <a:avLst/>
